--- a/Revised Sprint 1 Deliverables/Sprint 1.5 Revised Set of Stories.docx
+++ b/Revised Sprint 1 Deliverables/Sprint 1.5 Revised Set of Stories.docx
@@ -530,7 +530,7 @@
               <w:t>Delivered.</w:t>
             </w:r>
             <w:r>
-              <w:t xml:space="preserve"> GOOSE and STONE surveyed against a fixed checklist. The finding — that off-road radar exists but is not obtainable — was reported to the client</w:t>
+              <w:t xml:space="preserve"> GOOSE and STONE surveyed against a fixed checklist. GOOSE radar is not obtainable in the released data; STONE radar exists but access/tooling/licence blockers remain. Client notification is unverified</w:t>
             </w:r>
           </w:p>
         </w:tc>
@@ -768,10 +768,10 @@
               <w:rPr>
                 <w:b/>
               </w:rPr>
-              <w:t>Delivered</w:t>
-            </w:r>
-            <w:r>
-              <w:t xml:space="preserve"> — surveys, experiment logs and result records across three datasets</w:t>
+              <w:t>Partial</w:t>
+            </w:r>
+            <w:r>
+              <w:t xml:space="preserve"> — GOOSE and TruckScenes have merged survey/log/record evidence; TruckDrive still needs the shared survey and result records</w:t>
             </w:r>
           </w:p>
         </w:tc>
@@ -894,7 +894,7 @@
               <w:t>Partial</w:t>
             </w:r>
             <w:r>
-              <w:t xml:space="preserve"> — note drafted and revised; not sent, pending client availability</w:t>
+              <w:t xml:space="preserve"> — note drafted and revised; not sent, pending survey correction and outside-pair cold read</w:t>
             </w:r>
           </w:p>
         </w:tc>
@@ -1385,6 +1385,14 @@
     </w:tbl>
     <w:p/>
     <w:p>
+      <w:r>
+        <w:rPr>
+          <w:i/>
+        </w:rPr>
+        <w:t>Aiden's Sprint 2 contribution sits under TS-6 and TS-7 rather than under Epic E. The industry review is deferred with the other epics; the model evaluation was not in the original backlog at all.</w:t>
+      </w:r>
+    </w:p>
+    <w:p>
       <w:pPr>
         <w:pStyle w:val="Heading3"/>
       </w:pPr>
@@ -1719,10 +1727,7 @@
     <w:p/>
     <w:p>
       <w:r>
-        <w:rPr>
-          <w:b/>
-        </w:rPr>
-        <w:t>Summary: 12 delivered or strengthened, 4 partial, 7 deferred, 4 not started.</w:t>
+        <w:t>The rows above are the status ledger; superseded and partly delivered work is stated per story rather than counted as complete.</w:t>
       </w:r>
     </w:p>
     <w:p>
@@ -2373,10 +2378,10 @@
               <w:rPr>
                 <w:b/>
               </w:rPr>
-              <w:t>Delivered</w:t>
-            </w:r>
-            <w:r>
-              <w:t xml:space="preserve"> — cold read outstanding</w:t>
+              <w:t>Partial</w:t>
+            </w:r>
+            <w:r>
+              <w:t xml:space="preserve"> — figure produced; required cold read outstanding</w:t>
             </w:r>
           </w:p>
         </w:tc>
@@ -2705,7 +2710,98 @@
               <w:rPr>
                 <w:b/>
               </w:rPr>
-              <w:t>Delivered</w:t>
+              <w:t>Partial</w:t>
+            </w:r>
+            <w:r>
+              <w:t xml:space="preserve"> — survey merged through #21; independent cold read pending</w:t>
+            </w:r>
+          </w:p>
+        </w:tc>
+      </w:tr>
+      <w:tr>
+        <w:tc>
+          <w:tcPr>
+            <w:tcW w:type="dxa" w:w="2880"/>
+          </w:tcPr>
+          <w:p>
+            <w:r/>
+            <w:r>
+              <w:t>TS-6</w:t>
+            </w:r>
+          </w:p>
+        </w:tc>
+        <w:tc>
+          <w:tcPr>
+            <w:tcW w:type="dxa" w:w="2880"/>
+          </w:tcPr>
+          <w:p>
+            <w:r/>
+            <w:r>
+              <w:rPr>
+                <w:i/>
+              </w:rPr>
+              <w:t>I want an existing detector attempted on TruckScenes, so feasibility and scores have a reproducible record.</w:t>
+            </w:r>
+          </w:p>
+        </w:tc>
+        <w:tc>
+          <w:tcPr>
+            <w:tcW w:type="dxa" w:w="2880"/>
+          </w:tcPr>
+          <w:p>
+            <w:r/>
+            <w:r>
+              <w:rPr>
+                <w:b/>
+              </w:rPr>
+              <w:t>Scored submission recorded</w:t>
+            </w:r>
+            <w:r>
+              <w:t xml:space="preserve"> — FCOS3D camera-only zero-shot mAP 0.0000; completion of empty entries and cause of the zero need verification</w:t>
+            </w:r>
+          </w:p>
+        </w:tc>
+      </w:tr>
+      <w:tr>
+        <w:tc>
+          <w:tcPr>
+            <w:tcW w:type="dxa" w:w="2880"/>
+          </w:tcPr>
+          <w:p>
+            <w:r/>
+            <w:r>
+              <w:t>TS-7</w:t>
+            </w:r>
+          </w:p>
+        </w:tc>
+        <w:tc>
+          <w:tcPr>
+            <w:tcW w:type="dxa" w:w="2880"/>
+          </w:tcPr>
+          <w:p>
+            <w:r/>
+            <w:r>
+              <w:rPr>
+                <w:i/>
+              </w:rPr>
+              <w:t>I want the detector's sensor coverage, training data and evaluation limits recorded, so the score is not mistaken for a matched sensor comparison.</w:t>
+            </w:r>
+          </w:p>
+        </w:tc>
+        <w:tc>
+          <w:tcPr>
+            <w:tcW w:type="dxa" w:w="2880"/>
+          </w:tcPr>
+          <w:p>
+            <w:r/>
+            <w:r>
+              <w:rPr>
+                <w:b/>
+              </w:rPr>
+              <w:t>Partial</w:t>
+            </w:r>
+            <w:r>
+              <w:t xml:space="preserve"> — protocol recorded; geometry checks and range-banded diagnosis remain outstanding</w:t>
             </w:r>
           </w:p>
         </w:tc>
@@ -2979,7 +3075,7 @@
               <w:rPr>
                 <w:i/>
               </w:rPr>
-              <w:t>I want radar detections beyond 150 m quantified, so we have direct evidence on the long-range question.</w:t>
+              <w:t>I want radar returns beyond 150 m quantified, so we know the sensor produces data at the ranges D-04 asks about.</w:t>
             </w:r>
           </w:p>
         </w:tc>
@@ -2996,7 +3092,7 @@
               <w:t>Delivered</w:t>
             </w:r>
             <w:r>
-              <w:t xml:space="preserve"> — 6,746 detections at ≥150 m</w:t>
+              <w:t xml:space="preserve"> — 6,746 returns at ≥150 m across 24 sampled frames. Establishes sensor coverage, not detection performance</w:t>
             </w:r>
           </w:p>
         </w:tc>
@@ -3216,7 +3312,7 @@
           <w:p>
             <w:r/>
             <w:r>
-              <w:t>Complete a model run, or document why it cannot be completed</w:t>
+              <w:t>Decide whether a complete GOOSE run is useful, then agree compute and protocol</w:t>
             </w:r>
           </w:p>
         </w:tc>
@@ -3227,7 +3323,7 @@
           <w:p>
             <w:r/>
             <w:r>
-              <w:t>The project's only route to a benchmark number</w:t>
+              <w:t>Optional GOOSE reproduction; the planned TruckScenes experiment is another route to benchmark results</w:t>
             </w:r>
           </w:p>
         </w:tc>
@@ -3347,7 +3443,7 @@
         <w:t>A story producing a negative result — a toolchain that is not viable, a dataset that does not exist, a baseline that cannot be found — is complete once that result is documented, and is not carried forward as unfinished work.</w:t>
       </w:r>
       <w:r>
-        <w:t xml:space="preserve"> That rule is unchanged from Sprint 1 and it is how GO-6, DZ-2 and RY-3 were satisfied.</w:t>
+        <w:t xml:space="preserve"> That rule is unchanged from Sprint 1 and it is how DZ-2 and RY-3 were satisfied. GO-6 remains partial because its stated output is a benchmark number; the bounded result does not supply one.</w:t>
       </w:r>
     </w:p>
     <w:sectPr>
